--- a/2022/Revision Batch/V2022.1.000/LMCI/2022-LMCI-MCH-29-H-SupplyDuctSurfaceAreaBuriedDucts.docx
+++ b/2022/Revision Batch/V2022.1.000/LMCI/2022-LMCI-MCH-29-H-SupplyDuctSurfaceAreaBuriedDucts.docx
@@ -6378,46 +6378,29 @@
           <w:rFonts w:asciiTheme="minorHAnsi" w:hAnsiTheme="minorHAnsi"/>
           <w:b/>
           <w:bCs/>
-          <w:szCs w:val="18"/>
         </w:rPr>
       </w:pPr>
       <w:r>
+        <w:rPr>
+          <w:rFonts w:asciiTheme="minorHAnsi" w:hAnsiTheme="minorHAnsi"/>
+          <w:b/>
+          <w:bCs/>
+        </w:rPr>
+        <w:t>Section E. Duct System Design Details</w:t>
+      </w:r>
+    </w:p>
+    <w:p>
+      <w:pPr>
         <w:rPr>
           <w:rFonts w:asciiTheme="minorHAnsi" w:hAnsiTheme="minorHAnsi"/>
           <w:b/>
           <w:bCs/>
           <w:iCs/>
-          <w:sz w:val="18"/>
-          <w:szCs w:val="18"/>
-        </w:rPr>
-        <w:t>Section E.</w:t>
-      </w:r>
+        </w:rPr>
+      </w:pPr>
       <w:r>
         <w:rPr>
           <w:rFonts w:asciiTheme="minorHAnsi" w:hAnsiTheme="minorHAnsi"/>
-          <w:b/>
-          <w:bCs/>
-          <w:szCs w:val="18"/>
-        </w:rPr>
-        <w:t xml:space="preserve"> Duct System Design Details</w:t>
-      </w:r>
-    </w:p>
-    <w:p>
-      <w:pPr>
-        <w:rPr>
-          <w:rFonts w:asciiTheme="minorHAnsi" w:hAnsiTheme="minorHAnsi"/>
-          <w:b/>
-          <w:bCs/>
-          <w:iCs/>
-          <w:sz w:val="18"/>
-          <w:szCs w:val="18"/>
-        </w:rPr>
-      </w:pPr>
-      <w:r>
-        <w:rPr>
-          <w:rFonts w:asciiTheme="minorHAnsi" w:hAnsiTheme="minorHAnsi"/>
-          <w:sz w:val="18"/>
-          <w:szCs w:val="18"/>
         </w:rPr>
         <w:t>This table is a calculated field: table copied from LMCC-PRF-01</w:t>
       </w:r>
@@ -6435,27 +6418,31 @@
       <w:r>
         <w:rPr>
           <w:rFonts w:asciiTheme="minorHAnsi" w:eastAsia="Calibri" w:hAnsiTheme="minorHAnsi" w:cstheme="minorHAnsi"/>
-          <w:sz w:val="18"/>
-          <w:szCs w:val="18"/>
-        </w:rPr>
-        <w:t xml:space="preserve">Reference information from </w:t>
+        </w:rPr>
+        <w:t>Reference information from LMCC-PRF-01</w:t>
       </w:r>
-      <w:r>
-        <w:rPr>
-          <w:rFonts w:asciiTheme="minorHAnsi" w:eastAsia="Calibri" w:hAnsiTheme="minorHAnsi" w:cstheme="minorHAnsi"/>
-          <w:sz w:val="18"/>
-          <w:szCs w:val="18"/>
-        </w:rPr>
-        <w:t>LMCC-PRF-01</w:t>
-      </w:r>
-      <w:r>
-        <w:rPr>
-          <w:rFonts w:asciiTheme="minorHAnsi" w:eastAsia="Calibri" w:hAnsiTheme="minorHAnsi" w:cstheme="minorHAnsi"/>
-          <w:sz w:val="18"/>
-          <w:szCs w:val="18"/>
-        </w:rPr>
-        <w:t>.</w:t>
-      </w:r>
+      <w:ins w:id="0" w:author="Alhabibi, Haider@Energy" w:date="2022-12-28T12:25:00Z">
+        <w:r>
+          <w:rPr>
+            <w:rFonts w:asciiTheme="minorHAnsi" w:eastAsia="Calibri" w:hAnsiTheme="minorHAnsi" w:cstheme="minorHAnsi"/>
+          </w:rPr>
+          <w:t xml:space="preserve">, </w:t>
+        </w:r>
+        <w:r>
+          <w:rPr>
+            <w:rFonts w:ascii="Calibri" w:hAnsi="Calibri"/>
+          </w:rPr>
+          <w:t>which must be completed prior to this document.</w:t>
+        </w:r>
+      </w:ins>
+      <w:del w:id="1" w:author="Alhabibi, Haider@Energy" w:date="2022-12-28T12:25:00Z">
+        <w:r>
+          <w:rPr>
+            <w:rFonts w:asciiTheme="minorHAnsi" w:eastAsia="Calibri" w:hAnsiTheme="minorHAnsi" w:cstheme="minorHAnsi"/>
+          </w:rPr>
+          <w:delText>.</w:delText>
+        </w:r>
+      </w:del>
     </w:p>
     <w:p>
       <w:pPr>
@@ -6472,8 +6459,36 @@
         <w:rPr>
           <w:rFonts w:asciiTheme="minorHAnsi" w:hAnsiTheme="minorHAnsi"/>
         </w:rPr>
-        <w:t>Reference information from LMCC-PRF-01.</w:t>
+        <w:t>Reference information from LMCC-PRF-01</w:t>
       </w:r>
+      <w:del w:id="2" w:author="Alhabibi, Haider@Energy" w:date="2022-12-28T12:25:00Z">
+        <w:r>
+          <w:rPr>
+            <w:rFonts w:asciiTheme="minorHAnsi" w:hAnsiTheme="minorHAnsi"/>
+          </w:rPr>
+          <w:delText>.</w:delText>
+        </w:r>
+      </w:del>
+      <w:ins w:id="3" w:author="Alhabibi, Haider@Energy" w:date="2022-12-28T12:25:00Z">
+        <w:r>
+          <w:rPr>
+            <w:rFonts w:asciiTheme="minorHAnsi" w:eastAsia="Calibri" w:hAnsiTheme="minorHAnsi" w:cstheme="minorHAnsi"/>
+          </w:rPr>
+          <w:t xml:space="preserve"> </w:t>
+        </w:r>
+        <w:r>
+          <w:rPr>
+            <w:rFonts w:asciiTheme="minorHAnsi" w:eastAsia="Calibri" w:hAnsiTheme="minorHAnsi" w:cstheme="minorHAnsi"/>
+          </w:rPr>
+          <w:t xml:space="preserve">, </w:t>
+        </w:r>
+        <w:r>
+          <w:rPr>
+            <w:rFonts w:ascii="Calibri" w:hAnsi="Calibri"/>
+          </w:rPr>
+          <w:t>which must be completed prior to this document.</w:t>
+        </w:r>
+      </w:ins>
     </w:p>
     <w:p>
       <w:pPr>
@@ -6490,8 +6505,30 @@
         <w:rPr>
           <w:rFonts w:asciiTheme="minorHAnsi" w:hAnsiTheme="minorHAnsi"/>
         </w:rPr>
-        <w:t>Reference information from LMCC-PRF-01.</w:t>
+        <w:t>Reference information from LMCC-PRF-01</w:t>
       </w:r>
+      <w:ins w:id="4" w:author="Alhabibi, Haider@Energy" w:date="2022-12-28T12:25:00Z">
+        <w:r>
+          <w:rPr>
+            <w:rFonts w:asciiTheme="minorHAnsi" w:eastAsia="Calibri" w:hAnsiTheme="minorHAnsi" w:cstheme="minorHAnsi"/>
+          </w:rPr>
+          <w:t xml:space="preserve">, </w:t>
+        </w:r>
+        <w:r>
+          <w:rPr>
+            <w:rFonts w:ascii="Calibri" w:hAnsi="Calibri"/>
+          </w:rPr>
+          <w:t>which must be completed prior to this document.</w:t>
+        </w:r>
+      </w:ins>
+      <w:del w:id="5" w:author="Alhabibi, Haider@Energy" w:date="2022-12-28T12:25:00Z">
+        <w:r>
+          <w:rPr>
+            <w:rFonts w:asciiTheme="minorHAnsi" w:hAnsiTheme="minorHAnsi"/>
+          </w:rPr>
+          <w:delText>.</w:delText>
+        </w:r>
+      </w:del>
     </w:p>
     <w:p>
       <w:pPr>
@@ -6508,8 +6545,30 @@
         <w:rPr>
           <w:rFonts w:asciiTheme="minorHAnsi" w:hAnsiTheme="minorHAnsi"/>
         </w:rPr>
-        <w:t>Reference information from LMCC-PRF-01.</w:t>
+        <w:t>Reference information from LMCC-PRF-01</w:t>
       </w:r>
+      <w:ins w:id="6" w:author="Alhabibi, Haider@Energy" w:date="2022-12-28T12:25:00Z">
+        <w:r>
+          <w:rPr>
+            <w:rFonts w:asciiTheme="minorHAnsi" w:eastAsia="Calibri" w:hAnsiTheme="minorHAnsi" w:cstheme="minorHAnsi"/>
+          </w:rPr>
+          <w:t xml:space="preserve">, </w:t>
+        </w:r>
+        <w:r>
+          <w:rPr>
+            <w:rFonts w:ascii="Calibri" w:hAnsi="Calibri"/>
+          </w:rPr>
+          <w:t>which must be completed prior to this document.</w:t>
+        </w:r>
+      </w:ins>
+      <w:del w:id="7" w:author="Alhabibi, Haider@Energy" w:date="2022-12-28T12:25:00Z">
+        <w:r>
+          <w:rPr>
+            <w:rFonts w:asciiTheme="minorHAnsi" w:hAnsiTheme="minorHAnsi"/>
+          </w:rPr>
+          <w:delText>.</w:delText>
+        </w:r>
+      </w:del>
     </w:p>
     <w:p>
       <w:pPr>
@@ -6526,8 +6585,30 @@
         <w:rPr>
           <w:rFonts w:asciiTheme="minorHAnsi" w:hAnsiTheme="minorHAnsi"/>
         </w:rPr>
-        <w:t>Reference information from LMCC-PRF-01.</w:t>
+        <w:t>Reference information from LMCC-PRF-01</w:t>
       </w:r>
+      <w:ins w:id="8" w:author="Alhabibi, Haider@Energy" w:date="2022-12-28T12:26:00Z">
+        <w:r>
+          <w:rPr>
+            <w:rFonts w:asciiTheme="minorHAnsi" w:eastAsia="Calibri" w:hAnsiTheme="minorHAnsi" w:cstheme="minorHAnsi"/>
+          </w:rPr>
+          <w:t xml:space="preserve">, </w:t>
+        </w:r>
+        <w:r>
+          <w:rPr>
+            <w:rFonts w:ascii="Calibri" w:hAnsi="Calibri"/>
+          </w:rPr>
+          <w:t>which must be completed prior to this document.</w:t>
+        </w:r>
+      </w:ins>
+      <w:del w:id="9" w:author="Alhabibi, Haider@Energy" w:date="2022-12-28T12:26:00Z">
+        <w:r>
+          <w:rPr>
+            <w:rFonts w:asciiTheme="minorHAnsi" w:hAnsiTheme="minorHAnsi"/>
+          </w:rPr>
+          <w:delText>.</w:delText>
+        </w:r>
+      </w:del>
     </w:p>
     <w:p>
       <w:pPr>
@@ -6544,8 +6625,30 @@
         <w:rPr>
           <w:rFonts w:asciiTheme="minorHAnsi" w:hAnsiTheme="minorHAnsi"/>
         </w:rPr>
-        <w:t>Reference information from LMCC-PRF-01.</w:t>
+        <w:t>Reference information from LMCC-PRF-01</w:t>
       </w:r>
+      <w:ins w:id="10" w:author="Alhabibi, Haider@Energy" w:date="2022-12-28T12:26:00Z">
+        <w:r>
+          <w:rPr>
+            <w:rFonts w:asciiTheme="minorHAnsi" w:eastAsia="Calibri" w:hAnsiTheme="minorHAnsi" w:cstheme="minorHAnsi"/>
+          </w:rPr>
+          <w:t xml:space="preserve">, </w:t>
+        </w:r>
+        <w:r>
+          <w:rPr>
+            <w:rFonts w:ascii="Calibri" w:hAnsi="Calibri"/>
+          </w:rPr>
+          <w:t>which must be completed prior to this document.</w:t>
+        </w:r>
+      </w:ins>
+      <w:del w:id="11" w:author="Alhabibi, Haider@Energy" w:date="2022-12-28T12:26:00Z">
+        <w:r>
+          <w:rPr>
+            <w:rFonts w:asciiTheme="minorHAnsi" w:hAnsiTheme="minorHAnsi"/>
+          </w:rPr>
+          <w:delText>.</w:delText>
+        </w:r>
+      </w:del>
     </w:p>
     <w:p>
       <w:pPr>
@@ -6562,8 +6665,30 @@
         <w:rPr>
           <w:rFonts w:asciiTheme="minorHAnsi" w:hAnsiTheme="minorHAnsi"/>
         </w:rPr>
-        <w:t>Reference information from LMCC-PRF-01.</w:t>
+        <w:t>Reference information from LMCC-PRF-01</w:t>
       </w:r>
+      <w:ins w:id="12" w:author="Alhabibi, Haider@Energy" w:date="2022-12-28T12:26:00Z">
+        <w:r>
+          <w:rPr>
+            <w:rFonts w:asciiTheme="minorHAnsi" w:eastAsia="Calibri" w:hAnsiTheme="minorHAnsi" w:cstheme="minorHAnsi"/>
+          </w:rPr>
+          <w:t xml:space="preserve">, </w:t>
+        </w:r>
+        <w:r>
+          <w:rPr>
+            <w:rFonts w:ascii="Calibri" w:hAnsi="Calibri"/>
+          </w:rPr>
+          <w:t>which must be completed prior to this document.</w:t>
+        </w:r>
+      </w:ins>
+      <w:del w:id="13" w:author="Alhabibi, Haider@Energy" w:date="2022-12-28T12:26:00Z">
+        <w:r>
+          <w:rPr>
+            <w:rFonts w:asciiTheme="minorHAnsi" w:hAnsiTheme="minorHAnsi"/>
+          </w:rPr>
+          <w:delText>.</w:delText>
+        </w:r>
+      </w:del>
     </w:p>
     <w:p>
       <w:pPr>
@@ -6580,8 +6705,30 @@
         <w:rPr>
           <w:rFonts w:asciiTheme="minorHAnsi" w:hAnsiTheme="minorHAnsi"/>
         </w:rPr>
-        <w:t>Reference information from LMCC-PRF-01.</w:t>
+        <w:t>Reference information from LMCC-PRF-01</w:t>
       </w:r>
+      <w:ins w:id="14" w:author="Alhabibi, Haider@Energy" w:date="2022-12-28T12:26:00Z">
+        <w:r>
+          <w:rPr>
+            <w:rFonts w:asciiTheme="minorHAnsi" w:eastAsia="Calibri" w:hAnsiTheme="minorHAnsi" w:cstheme="minorHAnsi"/>
+          </w:rPr>
+          <w:t xml:space="preserve">, </w:t>
+        </w:r>
+        <w:r>
+          <w:rPr>
+            <w:rFonts w:ascii="Calibri" w:hAnsi="Calibri"/>
+          </w:rPr>
+          <w:t>which must be completed prior to this document.</w:t>
+        </w:r>
+      </w:ins>
+      <w:del w:id="15" w:author="Alhabibi, Haider@Energy" w:date="2022-12-28T12:26:00Z">
+        <w:r>
+          <w:rPr>
+            <w:rFonts w:asciiTheme="minorHAnsi" w:hAnsiTheme="minorHAnsi"/>
+          </w:rPr>
+          <w:delText>.</w:delText>
+        </w:r>
+      </w:del>
     </w:p>
     <w:p>
       <w:pPr>
@@ -6598,8 +6745,30 @@
         <w:rPr>
           <w:rFonts w:asciiTheme="minorHAnsi" w:hAnsiTheme="minorHAnsi"/>
         </w:rPr>
-        <w:t>Reference information from LMCC-PRF-01.</w:t>
+        <w:t>Reference information from LMCC-PRF-01</w:t>
       </w:r>
+      <w:ins w:id="16" w:author="Alhabibi, Haider@Energy" w:date="2022-12-28T12:26:00Z">
+        <w:r>
+          <w:rPr>
+            <w:rFonts w:asciiTheme="minorHAnsi" w:eastAsia="Calibri" w:hAnsiTheme="minorHAnsi" w:cstheme="minorHAnsi"/>
+          </w:rPr>
+          <w:t xml:space="preserve">, </w:t>
+        </w:r>
+        <w:r>
+          <w:rPr>
+            <w:rFonts w:ascii="Calibri" w:hAnsi="Calibri"/>
+          </w:rPr>
+          <w:t>which must be completed prior to this document.</w:t>
+        </w:r>
+      </w:ins>
+      <w:del w:id="17" w:author="Alhabibi, Haider@Energy" w:date="2022-12-28T12:26:00Z">
+        <w:r>
+          <w:rPr>
+            <w:rFonts w:asciiTheme="minorHAnsi" w:hAnsiTheme="minorHAnsi"/>
+          </w:rPr>
+          <w:delText>.</w:delText>
+        </w:r>
+      </w:del>
     </w:p>
     <w:p>
       <w:pPr>
@@ -9959,7 +10128,7 @@
           <v:path o:extrusionok="f" gradientshapeok="t" o:connecttype="rect"/>
           <o:lock v:ext="edit" aspectratio="t"/>
         </v:shapetype>
-        <v:shape id="WordPictureWatermark27274016" o:spid="_x0000_s2050" type="#_x0000_t75" style="position:absolute;margin-left:0;margin-top:0;width:10in;height:540pt;z-index:-251658239;mso-position-horizontal:center;mso-position-horizontal-relative:margin;mso-position-vertical:center;mso-position-vertical-relative:margin" o:allowincell="f">
+        <v:shape id="WordPictureWatermark27274016" o:spid="_x0000_s1026" type="#_x0000_t75" style="position:absolute;margin-left:0;margin-top:0;width:10in;height:540pt;z-index:-251658239;mso-position-horizontal:center;mso-position-horizontal-relative:margin;mso-position-vertical:center;mso-position-vertical-relative:margin" o:allowincell="f">
           <v:imagedata r:id="rId1" o:title="For information and data collection only" gain="19661f" blacklevel="22938f"/>
           <w10:wrap anchorx="margin" anchory="margin"/>
         </v:shape>
@@ -10221,7 +10390,7 @@
           <v:path o:extrusionok="f" gradientshapeok="t" o:connecttype="rect"/>
           <o:lock v:ext="edit" aspectratio="t"/>
         </v:shapetype>
-        <v:shape id="WordPictureWatermark27274015" o:spid="_x0000_s2049" type="#_x0000_t75" style="position:absolute;margin-left:0;margin-top:0;width:10in;height:540pt;z-index:-251658240;mso-position-horizontal:center;mso-position-horizontal-relative:margin;mso-position-vertical:center;mso-position-vertical-relative:margin" o:allowincell="f">
+        <v:shape id="WordPictureWatermark27274015" o:spid="_x0000_s1025" type="#_x0000_t75" style="position:absolute;margin-left:0;margin-top:0;width:10in;height:540pt;z-index:-251658240;mso-position-horizontal:center;mso-position-horizontal-relative:margin;mso-position-vertical:center;mso-position-vertical-relative:margin" o:allowincell="f">
           <v:imagedata r:id="rId1" o:title="For information and data collection only" gain="19661f" blacklevel="22938f"/>
           <w10:wrap anchorx="margin" anchory="margin"/>
         </v:shape>
@@ -10261,7 +10430,7 @@
           <v:path o:extrusionok="f" gradientshapeok="t" o:connecttype="rect"/>
           <o:lock v:ext="edit" aspectratio="t"/>
         </v:shapetype>
-        <v:shape id="WordPictureWatermark27274019" o:spid="_x0000_s2053" type="#_x0000_t75" style="position:absolute;margin-left:0;margin-top:0;width:10in;height:540pt;z-index:-251658236;mso-position-horizontal:center;mso-position-horizontal-relative:margin;mso-position-vertical:center;mso-position-vertical-relative:margin" o:allowincell="f">
+        <v:shape id="WordPictureWatermark27274019" o:spid="_x0000_s1029" type="#_x0000_t75" style="position:absolute;margin-left:0;margin-top:0;width:10in;height:540pt;z-index:-251658236;mso-position-horizontal:center;mso-position-horizontal-relative:margin;mso-position-vertical:center;mso-position-vertical-relative:margin" o:allowincell="f">
           <v:imagedata r:id="rId1" o:title="For information and data collection only" gain="19661f" blacklevel="22938f"/>
           <w10:wrap anchorx="margin" anchory="margin"/>
         </v:shape>
@@ -10510,7 +10679,7 @@
           <v:path o:extrusionok="f" gradientshapeok="t" o:connecttype="rect"/>
           <o:lock v:ext="edit" aspectratio="t"/>
         </v:shapetype>
-        <v:shape id="WordPictureWatermark27274020" o:spid="_x0000_s2059" type="#_x0000_t75" style="position:absolute;margin-left:0;margin-top:0;width:10in;height:540pt;z-index:-251658235;mso-position-horizontal:center;mso-position-horizontal-relative:margin;mso-position-vertical:center;mso-position-vertical-relative:margin" o:allowincell="f">
+        <v:shape id="WordPictureWatermark27274020" o:spid="_x0000_s1035" type="#_x0000_t75" style="position:absolute;margin-left:0;margin-top:0;width:10in;height:540pt;z-index:-251658235;mso-position-horizontal:center;mso-position-horizontal-relative:margin;mso-position-vertical:center;mso-position-vertical-relative:margin" o:allowincell="f">
           <v:imagedata r:id="rId1" o:title="For information and data collection only" gain="19661f" blacklevel="22938f"/>
           <w10:wrap anchorx="margin" anchory="margin"/>
         </v:shape>
@@ -10550,7 +10719,7 @@
           <v:path o:extrusionok="f" gradientshapeok="t" o:connecttype="rect"/>
           <o:lock v:ext="edit" aspectratio="t"/>
         </v:shapetype>
-        <v:shape id="WordPictureWatermark27274018" o:spid="_x0000_s2052" type="#_x0000_t75" style="position:absolute;margin-left:0;margin-top:0;width:10in;height:540pt;z-index:-251658237;mso-position-horizontal:center;mso-position-horizontal-relative:margin;mso-position-vertical:center;mso-position-vertical-relative:margin" o:allowincell="f">
+        <v:shape id="WordPictureWatermark27274018" o:spid="_x0000_s1028" type="#_x0000_t75" style="position:absolute;margin-left:0;margin-top:0;width:10in;height:540pt;z-index:-251658237;mso-position-horizontal:center;mso-position-horizontal-relative:margin;mso-position-vertical:center;mso-position-vertical-relative:margin" o:allowincell="f">
           <v:imagedata r:id="rId1" o:title="For information and data collection only" gain="19661f" blacklevel="22938f"/>
           <w10:wrap anchorx="margin" anchory="margin"/>
         </v:shape>
@@ -10590,7 +10759,7 @@
           <v:path o:extrusionok="f" gradientshapeok="t" o:connecttype="rect"/>
           <o:lock v:ext="edit" aspectratio="t"/>
         </v:shapetype>
-        <v:shape id="WordPictureWatermark27274022" o:spid="_x0000_s2056" type="#_x0000_t75" style="position:absolute;margin-left:0;margin-top:0;width:10in;height:540pt;z-index:-251658233;mso-position-horizontal:center;mso-position-horizontal-relative:margin;mso-position-vertical:center;mso-position-vertical-relative:margin" o:allowincell="f">
+        <v:shape id="WordPictureWatermark27274022" o:spid="_x0000_s1032" type="#_x0000_t75" style="position:absolute;margin-left:0;margin-top:0;width:10in;height:540pt;z-index:-251658233;mso-position-horizontal:center;mso-position-horizontal-relative:margin;mso-position-vertical:center;mso-position-vertical-relative:margin" o:allowincell="f">
           <v:imagedata r:id="rId1" o:title="For information and data collection only" gain="19661f" blacklevel="22938f"/>
           <w10:wrap anchorx="margin" anchory="margin"/>
         </v:shape>
@@ -10847,7 +11016,7 @@
           <v:path o:extrusionok="f" gradientshapeok="t" o:connecttype="rect"/>
           <o:lock v:ext="edit" aspectratio="t"/>
         </v:shapetype>
-        <v:shape id="WordPictureWatermark27274023" o:spid="_x0000_s2058" type="#_x0000_t75" style="position:absolute;margin-left:0;margin-top:0;width:10in;height:540pt;z-index:-251658232;mso-position-horizontal:center;mso-position-horizontal-relative:margin;mso-position-vertical:center;mso-position-vertical-relative:margin" o:allowincell="f">
+        <v:shape id="WordPictureWatermark27274023" o:spid="_x0000_s1034" type="#_x0000_t75" style="position:absolute;margin-left:0;margin-top:0;width:10in;height:540pt;z-index:-251658232;mso-position-horizontal:center;mso-position-horizontal-relative:margin;mso-position-vertical:center;mso-position-vertical-relative:margin" o:allowincell="f">
           <v:imagedata r:id="rId1" o:title="For information and data collection only" gain="19661f" blacklevel="22938f"/>
           <w10:wrap anchorx="margin" anchory="margin"/>
         </v:shape>
@@ -10887,7 +11056,7 @@
           <v:path o:extrusionok="f" gradientshapeok="t" o:connecttype="rect"/>
           <o:lock v:ext="edit" aspectratio="t"/>
         </v:shapetype>
-        <v:shape id="WordPictureWatermark27274021" o:spid="_x0000_s2055" type="#_x0000_t75" style="position:absolute;margin-left:0;margin-top:0;width:10in;height:540pt;z-index:-251658234;mso-position-horizontal:center;mso-position-horizontal-relative:margin;mso-position-vertical:center;mso-position-vertical-relative:margin" o:allowincell="f">
+        <v:shape id="WordPictureWatermark27274021" o:spid="_x0000_s1031" type="#_x0000_t75" style="position:absolute;margin-left:0;margin-top:0;width:10in;height:540pt;z-index:-251658234;mso-position-horizontal:center;mso-position-horizontal-relative:margin;mso-position-vertical:center;mso-position-vertical-relative:margin" o:allowincell="f">
           <v:imagedata r:id="rId1" o:title="For information and data collection only" gain="19661f" blacklevel="22938f"/>
           <w10:wrap anchorx="margin" anchory="margin"/>
         </v:shape>
@@ -12639,6 +12808,14 @@
   </w:num>
   <w:numIdMacAtCleanup w:val="13"/>
 </w:numbering>
+</file>
+
+<file path=word/people.xml><?xml version="1.0" encoding="utf-8"?>
+<w15:people xmlns:wpc="http://schemas.microsoft.com/office/word/2010/wordprocessingCanvas" xmlns:cx="http://schemas.microsoft.com/office/drawing/2014/chartex" xmlns:cx1="http://schemas.microsoft.com/office/drawing/2015/9/8/chartex" xmlns:cx2="http://schemas.microsoft.com/office/drawing/2015/10/21/chartex" xmlns:cx3="http://schemas.microsoft.com/office/drawing/2016/5/9/chartex" xmlns:cx4="http://schemas.microsoft.com/office/drawing/2016/5/10/chartex" xmlns:cx5="http://schemas.microsoft.com/office/drawing/2016/5/11/chartex" xmlns:cx6="http://schemas.microsoft.com/office/drawing/2016/5/12/chartex" xmlns:cx7="http://schemas.microsoft.com/office/drawing/2016/5/13/chartex" xmlns:cx8="http://schemas.microsoft.com/office/drawing/2016/5/14/chartex" xmlns:mc="http://schemas.openxmlformats.org/markup-compatibility/2006" xmlns:aink="http://schemas.microsoft.com/office/drawing/2016/ink" xmlns:am3d="http://schemas.microsoft.com/office/drawing/2017/model3d" xmlns:o="urn:schemas-microsoft-com:office:office" xmlns:oel="http://schemas.microsoft.com/office/2019/extlst" xmlns:r="http://schemas.openxmlformats.org/officeDocument/2006/relationships" xmlns:m="http://schemas.openxmlformats.org/officeDocument/2006/math" xmlns:v="urn:schemas-microsoft-com:vml" xmlns:wp14="http://schemas.microsoft.com/office/word/2010/wordprocessingDrawing" xmlns:wp="http://schemas.openxmlformats.org/drawingml/2006/wordprocessingDrawing" xmlns:w10="urn:schemas-microsoft-com:office:word" xmlns:w="http://schemas.openxmlformats.org/wordprocessingml/2006/main" xmlns:w14="http://schemas.microsoft.com/office/word/2010/wordml" xmlns:w15="http://schemas.microsoft.com/office/word/2012/wordml" xmlns:w16cex="http://schemas.microsoft.com/office/word/2018/wordml/cex" xmlns:w16cid="http://schemas.microsoft.com/office/word/2016/wordml/cid" xmlns:w16="http://schemas.microsoft.com/office/word/2018/wordml" xmlns:w16sdtdh="http://schemas.microsoft.com/office/word/2020/wordml/sdtdatahash" xmlns:w16se="http://schemas.microsoft.com/office/word/2015/wordml/symex" xmlns:wpg="http://schemas.microsoft.com/office/word/2010/wordprocessingGroup" xmlns:wpi="http://schemas.microsoft.com/office/word/2010/wordprocessingInk" xmlns:wne="http://schemas.microsoft.com/office/word/2006/wordml" xmlns:wps="http://schemas.microsoft.com/office/word/2010/wordprocessingShape" mc:Ignorable="w14 w15 w16se w16cid w16 w16cex w16sdtdh wp14">
+  <w15:person w15:author="Alhabibi, Haider@Energy">
+    <w15:presenceInfo w15:providerId="AD" w15:userId="S::Haider.AlHabibi@energy.ca.gov::9decb8d2-95ad-4b7d-9bf6-d4373f69254c"/>
+  </w15:person>
+</w15:people>
 </file>
 
 <file path=word/styles.xml><?xml version="1.0" encoding="utf-8"?>
@@ -13929,29 +14106,19 @@
 </file>
 
 <file path=customXml/item1.xml><?xml version="1.0" encoding="utf-8"?>
-<p:properties xmlns:p="http://schemas.microsoft.com/office/2006/metadata/properties" xmlns:xsi="http://www.w3.org/2001/XMLSchema-instance" xmlns:pc="http://schemas.microsoft.com/office/infopath/2007/PartnerControls">
-  <documentManagement>
-    <b26d xmlns="785685f2-c2e1-4352-89aa-3faca8eaba52" xsi:nil="true"/>
-    <DateCCOReviewed xmlns="785685f2-c2e1-4352-89aa-3faca8eaba52" xsi:nil="true"/>
-    <oawc xmlns="785685f2-c2e1-4352-89aa-3faca8eaba52" xsi:nil="true"/>
-    <sipv xmlns="785685f2-c2e1-4352-89aa-3faca8eaba52" xsi:nil="true"/>
-    <_x0074_mv6 xmlns="785685f2-c2e1-4352-89aa-3faca8eaba52">
-      <UserInfo>
-        <DisplayName/>
-        <AccountId xsi:nil="true"/>
-        <AccountType/>
-      </UserInfo>
-    </_x0074_mv6>
-    <CCOReviewr xmlns="785685f2-c2e1-4352-89aa-3faca8eaba52" xsi:nil="true"/>
-    <TaxCatchAll xmlns="5067c814-4b34-462c-a21d-c185ff6548d2" xsi:nil="true"/>
-    <lcf76f155ced4ddcb4097134ff3c332f xmlns="785685f2-c2e1-4352-89aa-3faca8eaba52">
-      <Terms xmlns="http://schemas.microsoft.com/office/infopath/2007/PartnerControls"/>
-    </lcf76f155ced4ddcb4097134ff3c332f>
-  </documentManagement>
-</p:properties>
+<b:Sources xmlns:b="http://schemas.openxmlformats.org/officeDocument/2006/bibliography" xmlns="http://schemas.openxmlformats.org/officeDocument/2006/bibliography" SelectedStyle="\APA.XSL" StyleName="APA"/>
 </file>
 
 <file path=customXml/item2.xml><?xml version="1.0" encoding="utf-8"?>
+<?mso-contentType ?>
+<FormTemplates xmlns="http://schemas.microsoft.com/sharepoint/v3/contenttype/forms">
+  <Display>DocumentLibraryForm</Display>
+  <Edit>DocumentLibraryForm</Edit>
+  <New>DocumentLibraryForm</New>
+</FormTemplates>
+</file>
+
+<file path=customXml/item3.xml><?xml version="1.0" encoding="utf-8"?>
 <ct:contentTypeSchema xmlns:ct="http://schemas.microsoft.com/office/2006/metadata/contentType" xmlns:ma="http://schemas.microsoft.com/office/2006/metadata/properties/metaAttributes" ct:_="" ma:_="" ma:contentTypeName="Document" ma:contentTypeID="0x01010061DC9A153AAEEE45BACE06E01F8272AC" ma:contentTypeVersion="20" ma:contentTypeDescription="Create a new document." ma:contentTypeScope="" ma:versionID="9666f44ab16ed15b00f463a1ceb948f7">
   <xsd:schema xmlns:xsd="http://www.w3.org/2001/XMLSchema" xmlns:xs="http://www.w3.org/2001/XMLSchema" xmlns:p="http://schemas.microsoft.com/office/2006/metadata/properties" xmlns:ns2="785685f2-c2e1-4352-89aa-3faca8eaba52" xmlns:ns3="5067c814-4b34-462c-a21d-c185ff6548d2" targetNamespace="http://schemas.microsoft.com/office/2006/metadata/properties" ma:root="true" ma:fieldsID="3613115c6c127afe4a56fd1236c892c2" ns2:_="" ns3:_="">
     <xsd:import namespace="785685f2-c2e1-4352-89aa-3faca8eaba52"/>
@@ -14234,41 +14401,38 @@
 </ct:contentTypeSchema>
 </file>
 
-<file path=customXml/item3.xml><?xml version="1.0" encoding="utf-8"?>
-<?mso-contentType ?>
-<FormTemplates xmlns="http://schemas.microsoft.com/sharepoint/v3/contenttype/forms">
-  <Display>DocumentLibraryForm</Display>
-  <Edit>DocumentLibraryForm</Edit>
-  <New>DocumentLibraryForm</New>
-</FormTemplates>
-</file>
-
 <file path=customXml/item4.xml><?xml version="1.0" encoding="utf-8"?>
-<b:Sources xmlns:b="http://schemas.openxmlformats.org/officeDocument/2006/bibliography" xmlns="http://schemas.openxmlformats.org/officeDocument/2006/bibliography" SelectedStyle="\APA.XSL" StyleName="APA"/>
+<p:properties xmlns:p="http://schemas.microsoft.com/office/2006/metadata/properties" xmlns:xsi="http://www.w3.org/2001/XMLSchema-instance" xmlns:pc="http://schemas.microsoft.com/office/infopath/2007/PartnerControls">
+  <documentManagement>
+    <b26d xmlns="785685f2-c2e1-4352-89aa-3faca8eaba52" xsi:nil="true"/>
+    <DateCCOReviewed xmlns="785685f2-c2e1-4352-89aa-3faca8eaba52" xsi:nil="true"/>
+    <oawc xmlns="785685f2-c2e1-4352-89aa-3faca8eaba52" xsi:nil="true"/>
+    <sipv xmlns="785685f2-c2e1-4352-89aa-3faca8eaba52" xsi:nil="true"/>
+    <_x0074_mv6 xmlns="785685f2-c2e1-4352-89aa-3faca8eaba52">
+      <UserInfo>
+        <DisplayName/>
+        <AccountId xsi:nil="true"/>
+        <AccountType/>
+      </UserInfo>
+    </_x0074_mv6>
+    <CCOReviewr xmlns="785685f2-c2e1-4352-89aa-3faca8eaba52" xsi:nil="true"/>
+    <TaxCatchAll xmlns="5067c814-4b34-462c-a21d-c185ff6548d2" xsi:nil="true"/>
+    <lcf76f155ced4ddcb4097134ff3c332f xmlns="785685f2-c2e1-4352-89aa-3faca8eaba52">
+      <Terms xmlns="http://schemas.microsoft.com/office/infopath/2007/PartnerControls"/>
+    </lcf76f155ced4ddcb4097134ff3c332f>
+  </documentManagement>
+</p:properties>
 </file>
 
 <file path=customXml/itemProps1.xml><?xml version="1.0" encoding="utf-8"?>
-<ds:datastoreItem xmlns:ds="http://schemas.openxmlformats.org/officeDocument/2006/customXml" ds:itemID="{375047CA-53AF-42F1-83F3-7C60B3B20C91}">
+<ds:datastoreItem xmlns:ds="http://schemas.openxmlformats.org/officeDocument/2006/customXml" ds:itemID="{ED380801-6D91-412B-9E60-334A25C3516E}">
   <ds:schemaRefs>
-    <ds:schemaRef ds:uri="5067c814-4b34-462c-a21d-c185ff6548d2"/>
-    <ds:schemaRef ds:uri="http://purl.org/dc/terms/"/>
-    <ds:schemaRef ds:uri="http://schemas.openxmlformats.org/package/2006/metadata/core-properties"/>
-    <ds:schemaRef ds:uri="http://purl.org/dc/elements/1.1/"/>
-    <ds:schemaRef ds:uri="http://www.w3.org/XML/1998/namespace"/>
-    <ds:schemaRef ds:uri="http://purl.org/dc/dcmitype/"/>
-    <ds:schemaRef ds:uri="http://schemas.microsoft.com/office/2006/documentManagement/types"/>
-    <ds:schemaRef ds:uri="http://schemas.microsoft.com/office/2006/metadata/properties"/>
-    <ds:schemaRef ds:uri="http://schemas.microsoft.com/office/infopath/2007/PartnerControls"/>
-    <ds:schemaRef ds:uri="785685f2-c2e1-4352-89aa-3faca8eaba52"/>
+    <ds:schemaRef ds:uri="http://schemas.openxmlformats.org/officeDocument/2006/bibliography"/>
   </ds:schemaRefs>
 </ds:datastoreItem>
 </file>
 
 <file path=customXml/itemProps2.xml><?xml version="1.0" encoding="utf-8"?>
-<ds:datastoreItem xmlns:ds="http://schemas.openxmlformats.org/officeDocument/2006/customXml" ds:itemID="{E4001FC9-8E56-422E-95CD-C6BB69B5865F}"/>
-</file>
-
-<file path=customXml/itemProps3.xml><?xml version="1.0" encoding="utf-8"?>
 <ds:datastoreItem xmlns:ds="http://schemas.openxmlformats.org/officeDocument/2006/customXml" ds:itemID="{56D4C9A7-6856-4AFE-BF5F-AC81E4D5ACDF}">
   <ds:schemaRefs>
     <ds:schemaRef ds:uri="http://schemas.microsoft.com/sharepoint/v3/contenttype/forms"/>
@@ -14276,10 +14440,32 @@
 </ds:datastoreItem>
 </file>
 
+<file path=customXml/itemProps3.xml><?xml version="1.0" encoding="utf-8"?>
+<ds:datastoreItem xmlns:ds="http://schemas.openxmlformats.org/officeDocument/2006/customXml" ds:itemID="{E4001FC9-8E56-422E-95CD-C6BB69B5865F}">
+  <ds:schemaRefs>
+    <ds:schemaRef ds:uri="http://schemas.microsoft.com/office/2006/metadata/contentType"/>
+    <ds:schemaRef ds:uri="http://schemas.microsoft.com/office/2006/metadata/properties/metaAttributes"/>
+    <ds:schemaRef ds:uri="http://www.w3.org/2001/XMLSchema"/>
+    <ds:schemaRef ds:uri="http://schemas.microsoft.com/office/2006/metadata/properties"/>
+    <ds:schemaRef ds:uri="785685f2-c2e1-4352-89aa-3faca8eaba52"/>
+    <ds:schemaRef ds:uri="5067c814-4b34-462c-a21d-c185ff6548d2"/>
+    <ds:schemaRef ds:uri="http://schemas.microsoft.com/office/2006/documentManagement/types"/>
+    <ds:schemaRef ds:uri="http://schemas.microsoft.com/office/infopath/2007/PartnerControls"/>
+    <ds:schemaRef ds:uri="http://schemas.openxmlformats.org/package/2006/metadata/core-properties"/>
+    <ds:schemaRef ds:uri="http://purl.org/dc/elements/1.1/"/>
+    <ds:schemaRef ds:uri="http://purl.org/dc/terms/"/>
+    <ds:schemaRef ds:uri="http://schemas.microsoft.com/internal/obd"/>
+  </ds:schemaRefs>
+</ds:datastoreItem>
+</file>
+
 <file path=customXml/itemProps4.xml><?xml version="1.0" encoding="utf-8"?>
-<ds:datastoreItem xmlns:ds="http://schemas.openxmlformats.org/officeDocument/2006/customXml" ds:itemID="{ED380801-6D91-412B-9E60-334A25C3516E}">
+<ds:datastoreItem xmlns:ds="http://schemas.openxmlformats.org/officeDocument/2006/customXml" ds:itemID="{375047CA-53AF-42F1-83F3-7C60B3B20C91}">
   <ds:schemaRefs>
-    <ds:schemaRef ds:uri="http://schemas.openxmlformats.org/officeDocument/2006/bibliography"/>
+    <ds:schemaRef ds:uri="http://schemas.microsoft.com/office/2006/metadata/properties"/>
+    <ds:schemaRef ds:uri="http://schemas.microsoft.com/office/infopath/2007/PartnerControls"/>
+    <ds:schemaRef ds:uri="785685f2-c2e1-4352-89aa-3faca8eaba52"/>
+    <ds:schemaRef ds:uri="5067c814-4b34-462c-a21d-c185ff6548d2"/>
   </ds:schemaRefs>
 </ds:datastoreItem>
 </file>